--- a/Community/OpenLetters/DE/Klage/07072026_OPA/BVerfG/Verfassungsbeschwerde_Entwurf_FINAL_07072026.docx
+++ b/Community/OpenLetters/DE/Klage/07072026_OPA/BVerfG/Verfassungsbeschwerde_Entwurf_FINAL_07072026.docx
@@ -2,125 +2,6 @@
 <file path=word/document.xml><?xml version="1.0" encoding="utf-8"?>
 <w:document xmlns:wpc="http://schemas.microsoft.com/office/word/2010/wordprocessingCanvas" xmlns:cx="http://schemas.microsoft.com/office/drawing/2014/chartex" xmlns:cx1="http://schemas.microsoft.com/office/drawing/2015/9/8/chartex" xmlns:cx2="http://schemas.microsoft.com/office/drawing/2015/10/21/chartex" xmlns:cx3="http://schemas.microsoft.com/office/drawing/2016/5/9/chartex" xmlns:cx4="http://schemas.microsoft.com/office/drawing/2016/5/10/chartex" xmlns:cx5="http://schemas.microsoft.com/office/drawing/2016/5/11/chartex" xmlns:cx6="http://schemas.microsoft.com/office/drawing/2016/5/12/chartex" xmlns:cx7="http://schemas.microsoft.com/office/drawing/2016/5/13/chartex" xmlns:cx8="http://schemas.microsoft.com/office/drawing/2016/5/14/chartex" xmlns:mc="http://schemas.openxmlformats.org/markup-compatibility/2006" xmlns:aink="http://schemas.microsoft.com/office/drawing/2016/ink" xmlns:am3d="http://schemas.microsoft.com/office/drawing/2017/model3d" xmlns:o="urn:schemas-microsoft-com:office:office" xmlns:r="http://schemas.openxmlformats.org/officeDocument/2006/relationships" xmlns:m="http://schemas.openxmlformats.org/officeDocument/2006/math" xmlns:v="urn:schemas-microsoft-com:vml" xmlns:wp14="http://schemas.microsoft.com/office/word/2010/wordprocessingDrawing" xmlns:wp="http://schemas.openxmlformats.org/drawingml/2006/wordprocessingDrawing" xmlns:w10="urn:schemas-microsoft-com:office:word" xmlns:w="http://schemas.openxmlformats.org/wordprocessingml/2006/main" xmlns:w14="http://schemas.microsoft.com/office/word/2010/wordml" xmlns:w15="http://schemas.microsoft.com/office/word/2012/wordml" xmlns:w16cex="http://schemas.microsoft.com/office/word/2018/wordml/cex" xmlns:w16cid="http://schemas.microsoft.com/office/word/2016/wordml/cid" xmlns:w16="http://schemas.microsoft.com/office/word/2018/wordml" xmlns:w16sdtdh="http://schemas.microsoft.com/office/word/2020/wordml/sdtdatahash" xmlns:w16se="http://schemas.microsoft.com/office/word/2015/wordml/symex" xmlns:wpg="http://schemas.microsoft.com/office/word/2010/wordprocessingGroup" xmlns:wpi="http://schemas.microsoft.com/office/word/2010/wordprocessingInk" xmlns:wne="http://schemas.microsoft.com/office/word/2006/wordml" xmlns:wps="http://schemas.microsoft.com/office/word/2010/wordprocessingShape" mc:Ignorable="w14 w15 w16se w16cid w16 w16cex w16sdtdh wp14">
   <w:body>
-    <w:p>
-      <w:pPr>
-        <w:spacing w:after="320"/>
-        <w:rPr>
-          <w:lang w:val="de-DE"/>
-        </w:rPr>
-      </w:pPr>
-      <w:r>
-        <w:rPr>
-          <w:b/>
-          <w:lang w:val="de-DE"/>
-        </w:rPr>
-        <w:t xml:space="preserve">Hinweis zum Verfahrensstand (nicht Teil der einzureichenden Schrift). </w:t>
-      </w:r>
-      <w:r>
-        <w:rPr>
-          <w:i/>
-          <w:lang w:val="de-DE"/>
-        </w:rPr>
-        <w:t xml:space="preserve">Diese Verfassungsbeschwerde ist als Schlussstein konzipiert und derzeit NICHT einzureichen. Nach § 90 Abs. 2 BVerfGG ist vor ihrer Erhebung grundsätzlich der Rechtsweg zu </w:t>
-      </w:r>
-      <w:r>
-        <w:rPr>
-          <w:i/>
-          <w:lang w:val="de-DE"/>
-        </w:rPr>
-        <w:t>erschöpfen: Klage zum Verwaltungsgericht Berlin (eingereicht/einzureichen bis 04.08.2026), ggf. Berufung zum OVG Berlin-Brandenburg und Nichtzulassungsbeschwerde/Revision zum Bundesverwaltungsgericht. Die Verfassungsbeschwerde ist erst nach Durchlaufen die</w:t>
-      </w:r>
-      <w:r>
-        <w:rPr>
-          <w:i/>
-          <w:lang w:val="de-DE"/>
-        </w:rPr>
-        <w:t xml:space="preserve">ses Rechtswegs, innerhalb eines Monats ab Zustellung der </w:t>
-      </w:r>
-      <w:proofErr w:type="spellStart"/>
-      <w:r>
-        <w:rPr>
-          <w:i/>
-          <w:lang w:val="de-DE"/>
-        </w:rPr>
-        <w:t>letztinstanzlichen</w:t>
-      </w:r>
-      <w:proofErr w:type="spellEnd"/>
-      <w:r>
-        <w:rPr>
-          <w:i/>
-          <w:lang w:val="de-DE"/>
-        </w:rPr>
-        <w:t xml:space="preserve"> Entscheidung (§ 93 Abs. 1 BVerfGG), einzureichen. Eine ausnahmsweise sofortige Zulässigkeit nach § 90 Abs. 2 Satz 2 BVerfGG (allgemeine Bedeutung / schwerer und unabwendbarer Nacht</w:t>
-      </w:r>
-      <w:r>
-        <w:rPr>
-          <w:i/>
-          <w:lang w:val="de-DE"/>
-        </w:rPr>
-        <w:t>eil bei Verweisung auf den Rechtsweg) wäre gesondert und substantiiert darzulegen und ist hier nicht Gegenstand dieses Entwurfs.</w:t>
-      </w:r>
-      <w:r>
-        <w:rPr>
-          <w:i/>
-          <w:lang w:val="de-DE"/>
-        </w:rPr>
-        <w:br/>
-      </w:r>
-      <w:r>
-        <w:rPr>
-          <w:i/>
-          <w:lang w:val="de-DE"/>
-        </w:rPr>
-        <w:br/>
-        <w:t>Abgrenzung zu AR 2734/26: Die frühere Eintragung beim Bundesverfassungsgericht unter dem Allgemeinen Register (AR 2734/26, 15.</w:t>
-      </w:r>
-      <w:r>
-        <w:rPr>
-          <w:i/>
-          <w:lang w:val="de-DE"/>
-        </w:rPr>
-        <w:t>05.2026) war keine Verfassungsbeschwerde und hat kein förmliches Verfahren eröffnet; sie ersetzt die vorliegende, erst nach Rechtswegerschöpfung einzureichende Verfassungsbeschwerde nicht.</w:t>
-      </w:r>
-      <w:r>
-        <w:rPr>
-          <w:i/>
-          <w:lang w:val="de-DE"/>
-        </w:rPr>
-        <w:br/>
-      </w:r>
-      <w:r>
-        <w:rPr>
-          <w:i/>
-          <w:lang w:val="de-DE"/>
-        </w:rPr>
-        <w:br/>
-        <w:t>Zu vervollständigen vor Einreichung: Az. und Datum der Entscheidun</w:t>
-      </w:r>
-      <w:r>
-        <w:rPr>
-          <w:i/>
-          <w:lang w:val="de-DE"/>
-        </w:rPr>
-        <w:t xml:space="preserve">g(en) des VG Berlin (und ggf. OVG/BVerwG), Nachweis der Zustellung (für die Monatsfrist), Anpassung der Anträge an den Tenor der </w:t>
-      </w:r>
-      <w:proofErr w:type="spellStart"/>
-      <w:r>
-        <w:rPr>
-          <w:i/>
-          <w:lang w:val="de-DE"/>
-        </w:rPr>
-        <w:t>letztinstanzlichen</w:t>
-      </w:r>
-      <w:proofErr w:type="spellEnd"/>
-      <w:r>
-        <w:rPr>
-          <w:i/>
-          <w:lang w:val="de-DE"/>
-        </w:rPr>
-        <w:t xml:space="preserve"> Entscheidung.</w:t>
-      </w:r>
-    </w:p>
     <w:p>
       <w:pPr>
         <w:spacing w:after="0"/>
@@ -191,14 +72,7 @@
           <w:i/>
           <w:lang w:val="de-DE"/>
         </w:rPr>
-        <w:t>(Entwurf</w:t>
-      </w:r>
-      <w:r>
-        <w:rPr>
-          <w:i/>
-          <w:lang w:val="de-DE"/>
-        </w:rPr>
-        <w:t xml:space="preserve"> — zur Einreichung erst nach Rechtswegerschöpfung)</w:t>
+        <w:t>(Entwurf — zur Einreichung erst nach Rechtswegerschöpfung)</w:t>
       </w:r>
     </w:p>
     <w:p>
@@ -270,13 +144,7 @@
         <w:rPr>
           <w:lang w:val="de-DE"/>
         </w:rPr>
-        <w:t>den Widerspruchsbescheid vom 2. J</w:t>
-      </w:r>
-      <w:r>
-        <w:rPr>
-          <w:lang w:val="de-DE"/>
-        </w:rPr>
-        <w:t>uli 2026 (</w:t>
+        <w:t>den Widerspruchsbescheid vom 2. Juli 2026 (</w:t>
       </w:r>
       <w:proofErr w:type="spellStart"/>
       <w:r>
@@ -308,13 +176,7 @@
         <w:rPr>
           <w:lang w:val="de-DE"/>
         </w:rPr>
-        <w:t>[nach Rechtswegerschöpfung: das Urteil/den Beschluss des Verwaltungsgerichts Berlin vom [Datum], Az. [Az.], sowie — soweit ergangen — die hierzu ergangenen Entscheidungen des OVG Berlin-Brandenburg und/oder des Bunde</w:t>
-      </w:r>
-      <w:r>
-        <w:rPr>
-          <w:lang w:val="de-DE"/>
-        </w:rPr>
-        <w:t>sverwaltungsgerichts];</w:t>
+        <w:t>[nach Rechtswegerschöpfung: das Urteil/den Beschluss des Verwaltungsgerichts Berlin vom [Datum], Az. [Az.], sowie — soweit ergangen — die hierzu ergangenen Entscheidungen des OVG Berlin-Brandenburg und/oder des Bundesverwaltungsgerichts];</w:t>
       </w:r>
     </w:p>
     <w:p>
@@ -359,38 +221,7 @@
         <w:rPr>
           <w:lang w:val="de-DE"/>
         </w:rPr>
-        <w:lastRenderedPageBreak/>
-        <w:t>Das A</w:t>
-      </w:r>
-      <w:r>
-        <w:rPr>
-          <w:lang w:val="de-DE"/>
-        </w:rPr>
-        <w:t>uswärtige Amt bearbeitet nach eigener Darstellung rund 260.000 schriftliche Bürgeranfragen jährlich über das Anfragemanagementsystem FACIL. In der amtlichen Vorgangskorrespondenz zum Vorgang 759bc4c4-387d-49e7-9e16-9a2b56c9da0e heißt es wörtlich, Bürgeranf</w:t>
-      </w:r>
-      <w:r>
-        <w:rPr>
-          <w:lang w:val="de-DE"/>
-        </w:rPr>
-        <w:t>ragen zu vielen Themen würden „nach Versand einer automatischen Antwort durch das System ungelesen geschlossen“. Gegenstand der Eingabe des Beschwerdeführers vom 21. September 2025 war ein mit Ton- und Dokumentenmaterial belegter Hinweis auf mögliche schwe</w:t>
-      </w:r>
-      <w:r>
-        <w:rPr>
-          <w:lang w:val="de-DE"/>
-        </w:rPr>
-        <w:t>rwiegende Menschenrechtsverletzungen (Zwangsrekrutierung und Inhaftierung eines ukrainischen Zivilisten). Die Eingabe wurde gleichwohl im automatisierten Massenverfahren behandelt. Den anschließenden Antrag auf Informationszugang nach dem IFG lehnte die Be</w:t>
-      </w:r>
-      <w:r>
-        <w:rPr>
-          <w:lang w:val="de-DE"/>
-        </w:rPr>
-        <w:t>hörde mit Bescheid vom 12. Mai 2026 ab, mit der Begründung, es lägen keine amtlichen Informationen bzw. Vermerke vor, da derartige Anfragen routinemäßig ohne inhaltliche Bearbeitung geschlossen würden; der Widerspruch wurde mit Bescheid vom 2. Juli 2026 zu</w:t>
-      </w:r>
-      <w:r>
-        <w:rPr>
-          <w:lang w:val="de-DE"/>
-        </w:rPr>
-        <w:t>rückgewiesen. Der Beschwerdeführer hat hiergegen fristgerecht Verpflichtungsklage zum Verwaltungsgericht Berlin erhoben [Ergänzung nach Abschluss des Rechtswegs].</w:t>
+        <w:t>Das Auswärtige Amt bearbeitet nach eigener Darstellung rund 260.000 schriftliche Bürgeranfragen jährlich über das Anfragemanagementsystem FACIL. In der amtlichen Vorgangskorrespondenz zum Vorgang 759bc4c4-387d-49e7-9e16-9a2b56c9da0e heißt es wörtlich, Bürgeranfragen zu vielen Themen würden „nach Versand einer automatischen Antwort durch das System ungelesen geschlossen“. Gegenstand der Eingabe des Beschwerdeführers vom 21. September 2025 war ein mit Ton- und Dokumentenmaterial belegter Hinweis auf mögliche schwerwiegende Menschenrechtsverletzungen (Zwangsrekrutierung und Inhaftierung eines ukrainischen Zivilisten). Die Eingabe wurde gleichwohl im automatisierten Massenverfahren behandelt. Den anschließenden Antrag auf Informationszugang nach dem IFG lehnte die Behörde mit Bescheid vom 12. Mai 2026 ab, mit der Begründung, es lägen keine amtlichen Informationen bzw. Vermerke vor, da derartige Anfragen routinemäßig ohne inhaltliche Bearbeitung geschlossen würden; der Widerspruch wurde mit Bescheid vom 2. Juli 2026 zurückgewiesen. Der Beschwerdeführer hat hiergegen fristgerecht Verpflichtungsklage zum Verwaltungsgericht Berlin erhoben [Ergänzung nach Abschluss des Rechtswegs].</w:t>
       </w:r>
     </w:p>
     <w:p>
@@ -426,13 +257,7 @@
         <w:rPr>
           <w:lang w:val="de-DE"/>
         </w:rPr>
-        <w:t xml:space="preserve">Akte öffentlicher Gewalt (die genannten Bescheide, </w:t>
-      </w:r>
-      <w:r>
-        <w:rPr>
-          <w:lang w:val="de-DE"/>
-        </w:rPr>
-        <w:t>die verwaltungsgerichtlichen Entscheidungen sowie die ihnen zugrunde liegende Verwaltungspraxis).</w:t>
+        <w:t>Akte öffentlicher Gewalt (die genannten Bescheide, die verwaltungsgerichtlichen Entscheidungen sowie die ihnen zugrunde liegende Verwaltungspraxis).</w:t>
       </w:r>
     </w:p>
     <w:p>
@@ -446,19 +271,14 @@
           <w:b/>
           <w:lang w:val="de-DE"/>
         </w:rPr>
+        <w:lastRenderedPageBreak/>
         <w:t xml:space="preserve">2. Beschwerdebefugnis. </w:t>
       </w:r>
       <w:r>
         <w:rPr>
           <w:lang w:val="de-DE"/>
         </w:rPr>
-        <w:t>Der Beschwerdeführer ist selbst, gegenwärtig und unmittelbar in eigenen Grundrechten betroffen — als Petent (Art. 17 GG) und als Beteil</w:t>
-      </w:r>
-      <w:r>
-        <w:rPr>
-          <w:lang w:val="de-DE"/>
-        </w:rPr>
-        <w:t xml:space="preserve">igter eines Verwaltungsverfahrens (Art. 2 Abs. 1 </w:t>
+        <w:t xml:space="preserve">Der Beschwerdeführer ist selbst, gegenwärtig und unmittelbar in eigenen Grundrechten betroffen — als Petent (Art. 17 GG) und als Beteiligter eines Verwaltungsverfahrens (Art. 2 Abs. 1 </w:t>
       </w:r>
       <w:proofErr w:type="spellStart"/>
       <w:r>
@@ -479,13 +299,7 @@
         <w:rPr>
           <w:lang w:val="de-DE"/>
         </w:rPr>
-        <w:t>Prozessstandsc</w:t>
-      </w:r>
-      <w:r>
-        <w:rPr>
-          <w:lang w:val="de-DE"/>
-        </w:rPr>
-        <w:t>haft</w:t>
+        <w:t>Prozessstandschaft</w:t>
       </w:r>
       <w:proofErr w:type="spellEnd"/>
       <w:r>
@@ -512,13 +326,7 @@
         <w:rPr>
           <w:lang w:val="de-DE"/>
         </w:rPr>
-        <w:t>Der Beschwerdeführer hat den Verwaltungsrechtsweg durchlaufen: Verpflichtungsklage zum Verwaltungsgericht Berlin [Az. einzufügen], Entscheidung vom [Datum]; [ggf. Berufung/Revision und de</w:t>
-      </w:r>
-      <w:r>
-        <w:rPr>
-          <w:lang w:val="de-DE"/>
-        </w:rPr>
-        <w:t>ren Ergebnis einzufügen].</w:t>
+        <w:t>Der Beschwerdeführer hat den Verwaltungsrechtsweg durchlaufen: Verpflichtungsklage zum Verwaltungsgericht Berlin [Az. einzufügen], Entscheidung vom [Datum]; [ggf. Berufung/Revision und deren Ergebnis einzufügen].</w:t>
       </w:r>
     </w:p>
     <w:p>
@@ -582,26 +390,13 @@
           <w:b/>
           <w:lang w:val="de-DE"/>
         </w:rPr>
-        <w:t>1. Art. 17 GG</w:t>
-      </w:r>
-      <w:r>
-        <w:rPr>
-          <w:b/>
-          <w:lang w:val="de-DE"/>
-        </w:rPr>
-        <w:t xml:space="preserve"> (Petitionsgrundrecht). </w:t>
+        <w:t xml:space="preserve">1. Art. 17 GG (Petitionsgrundrecht). </w:t>
       </w:r>
       <w:r>
         <w:rPr>
           <w:lang w:val="de-DE"/>
         </w:rPr>
-        <w:t>Das Petitionsgrundrecht gewährleistet nicht nur das Einreichen einer Eingabe, sondern den Anspruch, dass die zuständige Stelle die Eingabe entgegennimmt, ihren Inhalt zur Kenntnis nimmt und sachlich bescheidet. Eine systemseitige Sc</w:t>
-      </w:r>
-      <w:r>
-        <w:rPr>
-          <w:lang w:val="de-DE"/>
-        </w:rPr>
-        <w:t>hließung „ungelesen“ nimmt den Inhalt gerade nicht zur Kenntnis und entwertet damit den verfassungsrechtlich geschützten Kernbereich des Art. 17 GG.</w:t>
+        <w:t>Das Petitionsgrundrecht gewährleistet nicht nur das Einreichen einer Eingabe, sondern den Anspruch, dass die zuständige Stelle die Eingabe entgegennimmt, ihren Inhalt zur Kenntnis nimmt und sachlich bescheidet. Eine systemseitige Schließung „ungelesen“ nimmt den Inhalt gerade nicht zur Kenntnis und entwertet damit den verfassungsrechtlich geschützten Kernbereich des Art. 17 GG.</w:t>
       </w:r>
     </w:p>
     <w:p>
@@ -615,7 +410,6 @@
           <w:b/>
           <w:lang w:val="de-DE"/>
         </w:rPr>
-        <w:lastRenderedPageBreak/>
         <w:t xml:space="preserve">2. Art. 2 Abs. 1 </w:t>
       </w:r>
       <w:proofErr w:type="spellStart"/>
@@ -638,13 +432,7 @@
         <w:rPr>
           <w:lang w:val="de-DE"/>
         </w:rPr>
-        <w:t>Der Beschwerdeführer hat Anspruch auf ein rechtsstaatliches, fai</w:t>
-      </w:r>
-      <w:r>
-        <w:rPr>
-          <w:lang w:val="de-DE"/>
-        </w:rPr>
-        <w:t>res Verwaltungsverfahren und auf eine objektive, sachgerechte Behandlung seines Anliegens. Eine inhaltsblinde Massen-Schließung genügt diesen Anforderungen nicht.</w:t>
+        <w:t>Der Beschwerdeführer hat Anspruch auf ein rechtsstaatliches, faires Verwaltungsverfahren und auf eine objektive, sachgerechte Behandlung seines Anliegens. Eine inhaltsblinde Massen-Schließung genügt diesen Anforderungen nicht.</w:t>
       </w:r>
     </w:p>
     <w:p>
@@ -664,13 +452,7 @@
         <w:rPr>
           <w:lang w:val="de-DE"/>
         </w:rPr>
-        <w:t>Die verfahrensmäßige Gleichbehandlung eines grundrechtss</w:t>
-      </w:r>
-      <w:r>
-        <w:rPr>
-          <w:lang w:val="de-DE"/>
-        </w:rPr>
-        <w:t>ensiblen Hinweises mit thematisch beliebigen Massenanfragen ist sachlich nicht gerechtfertigt.</w:t>
+        <w:t>Die verfahrensmäßige Gleichbehandlung eines grundrechtssensiblen Hinweises mit thematisch beliebigen Massenanfragen ist sachlich nicht gerechtfertigt.</w:t>
       </w:r>
     </w:p>
     <w:p>
@@ -700,25 +482,7 @@
         <w:rPr>
           <w:lang w:val="de-DE"/>
         </w:rPr>
-        <w:t>Die verfassungsrechtliche Intensität des Eingriffs erreicht ihren Höhepunkt gerad</w:t>
-      </w:r>
-      <w:r>
-        <w:rPr>
-          <w:lang w:val="de-DE"/>
-        </w:rPr>
-        <w:t>e dort, wo die automatisierte Architektur die inhaltliche Befassung mit Eingaben ausschließt, die Marker schwerwiegender Menschenrechtsverletzungen tragen. Art. 1 Abs. 1 GG (Menschenwürde) und Art. 1 Abs. 3 GG (Bindung aller staatlichen Gewalt an die Grund</w:t>
-      </w:r>
-      <w:r>
-        <w:rPr>
-          <w:lang w:val="de-DE"/>
-        </w:rPr>
-        <w:t>rechte) bilden als objektive Wertordnung den Maßstab, an dem die Auslegung von Art. 17 und Art. 20 Abs. 3 GG auszurichten ist. Eine staatliche Verwaltungsarchitektur, die derartige Signale bereits an der Eingangsschwelle „ungelesen“ schließt, gibt die eige</w:t>
-      </w:r>
-      <w:r>
-        <w:rPr>
-          <w:lang w:val="de-DE"/>
-        </w:rPr>
-        <w:t>ne verfassungsrechtliche Selbstbindung an die Grundrechte im Moment der Kenntnisnahme preis. Klarstellung: Art. 1 GG wird hier in seiner objektiv-rechtlichen Dimension als Auslegungsmaßstab herangezogen, nicht zur Geltendmachung subjektiver Rechte Dritter.</w:t>
+        <w:t>Die verfassungsrechtliche Intensität des Eingriffs erreicht ihren Höhepunkt gerade dort, wo die automatisierte Architektur die inhaltliche Befassung mit Eingaben ausschließt, die Marker schwerwiegender Menschenrechtsverletzungen tragen. Art. 1 Abs. 1 GG (Menschenwürde) und Art. 1 Abs. 3 GG (Bindung aller staatlichen Gewalt an die Grundrechte) bilden als objektive Wertordnung den Maßstab, an dem die Auslegung von Art. 17 und Art. 20 Abs. 3 GG auszurichten ist. Eine staatliche Verwaltungsarchitektur, die derartige Signale bereits an der Eingangsschwelle „ungelesen“ schließt, gibt die eigene verfassungsrechtliche Selbstbindung an die Grundrechte im Moment der Kenntnisnahme preis. Klarstellung: Art. 1 GG wird hier in seiner objektiv-rechtlichen Dimension als Auslegungsmaßstab herangezogen, nicht zur Geltendmachung subjektiver Rechte Dritter.</w:t>
       </w:r>
       <w:r>
         <w:rPr>
@@ -731,13 +495,14 @@
           <w:lang w:val="de-DE"/>
         </w:rPr>
         <w:br/>
-        <w:t>Diese verfassungsrechtliche Rüge wurde bereits im fachgerichtlichen Verfahren (Klage zum Verwaltungsgericht Berlin, dortiger Abschnitt VII) vorgebracht, um die Subsidiarität der Verfassungsbeschwerde zu wahren und dem Fachgericht zunächst Gelegenheit zur</w:t>
+        <w:t xml:space="preserve">Diese verfassungsrechtliche Rüge wurde bereits im fachgerichtlichen Verfahren (Klage zum </w:t>
       </w:r>
       <w:r>
         <w:rPr>
           <w:lang w:val="de-DE"/>
         </w:rPr>
-        <w:t xml:space="preserve"> grundrechtskonformen Auslegung des einfachen Rechts zu geben.</w:t>
+        <w:lastRenderedPageBreak/>
+        <w:t>Verwaltungsgericht Berlin, dortiger Abschnitt VII) vorgebracht, um die Subsidiarität der Verfassungsbeschwerde zu wahren und dem Fachgericht zunächst Gelegenheit zur grundrechtskonformen Auslegung des einfachen Rechts zu geben.</w:t>
       </w:r>
     </w:p>
     <w:p>
@@ -763,13 +528,7 @@
         <w:rPr>
           <w:lang w:val="de-DE"/>
         </w:rPr>
-        <w:t xml:space="preserve">festzustellen, dass die angegriffenen Bescheide, die verwaltungsgerichtlichen Entscheidungen und die ihnen zugrunde liegende Verwaltungspraxis den Beschwerdeführer in seinen </w:t>
-      </w:r>
-      <w:r>
-        <w:rPr>
-          <w:lang w:val="de-DE"/>
-        </w:rPr>
-        <w:t xml:space="preserve">Grundrechten aus Art. 17 GG sowie Art. 2 Abs. 1 </w:t>
+        <w:t xml:space="preserve">festzustellen, dass die angegriffenen Bescheide, die verwaltungsgerichtlichen Entscheidungen und die ihnen zugrunde liegende Verwaltungspraxis den Beschwerdeführer in seinen Grundrechten aus Art. 17 GG sowie Art. 2 Abs. 1 </w:t>
       </w:r>
       <w:proofErr w:type="spellStart"/>
       <w:r>
@@ -825,19 +584,7 @@
         <w:rPr>
           <w:lang w:val="de-DE"/>
         </w:rPr>
-        <w:t xml:space="preserve"> ________________</w:t>
-      </w:r>
-      <w:r>
-        <w:rPr>
-          <w:lang w:val="de-DE"/>
-        </w:rPr>
-        <w:t>(Dr.</w:t>
-      </w:r>
-      <w:r>
-        <w:rPr>
-          <w:lang w:val="de-DE"/>
-        </w:rPr>
-        <w:t xml:space="preserve"> </w:t>
+        <w:t xml:space="preserve"> ________________(Dr. </w:t>
       </w:r>
       <w:r>
         <w:rPr>
@@ -1435,11 +1182,6 @@
     <w:lsdException w:name="Book Title" w:uiPriority="33" w:qFormat="1"/>
     <w:lsdException w:name="Bibliography" w:semiHidden="1" w:uiPriority="37" w:unhideWhenUsed="1"/>
     <w:lsdException w:name="TOC Heading" w:semiHidden="1" w:uiPriority="39" w:unhideWhenUsed="1" w:qFormat="1"/>
-    <w:lsdException w:name="Plain Table 5" w:semiHidden="1" w:unhideWhenUsed="1"/>
-    <w:lsdException w:name="Grid Table Light" w:semiHidden="1" w:unhideWhenUsed="1"/>
-    <w:lsdException w:name="Grid Table 1 Light" w:semiHidden="1" w:unhideWhenUsed="1"/>
-    <w:lsdException w:name="Grid Table 2" w:semiHidden="1" w:unhideWhenUsed="1"/>
-    <w:lsdException w:name="Grid Table 3" w:semiHidden="1" w:unhideWhenUsed="1"/>
     <w:lsdException w:name="Grid Table 4" w:uiPriority="49"/>
     <w:lsdException w:name="Grid Table 5 Dark" w:uiPriority="50"/>
     <w:lsdException w:name="Grid Table 6 Colorful" w:uiPriority="51"/>
